--- a/docs/reviews/DBS6_Audit_Review_20260924-981b2555.docx
+++ b/docs/reviews/DBS6_Audit_Review_20260924-981b2555.docx
@@ -384,7 +384,7 @@
                 <w:sz w:val="16"/>
                 <w:szCs w:val="16"/>
               </w:rPr>
-              <w:t xml:space="preserve">68</w:t>
+              <w:t xml:space="preserve">69</w:t>
             </w:r>
           </w:p>
         </w:tc>
@@ -518,7 +518,7 @@
                 <w:sz w:val="16"/>
                 <w:szCs w:val="16"/>
               </w:rPr>
-              <w:t xml:space="preserve">202</w:t>
+              <w:t xml:space="preserve">201</w:t>
             </w:r>
           </w:p>
         </w:tc>
@@ -5404,7 +5404,7 @@
         <w:rPr>
           <w:rFonts w:ascii="Calibri" w:cs="Calibri" w:eastAsia="Calibri" w:hAnsi="Calibri"/>
         </w:rPr>
-        <w:t xml:space="preserve">The enabled campaigns advertise 24 children. 0 of them are out or under 14 days of stock: 0 campaigns, $0 of the $4,144 spent in the last 14 days. 1 more are at risk (flagged by the planner, under 30 days, or under 14 days of sellable FBA units, with no inbound to cover it): 1 campaigns, $0.</w:t>
+        <w:t xml:space="preserve">The enabled campaigns advertise 24 children. 0 of them are out or under 14 days of stock: 0 campaigns, $0 of the $4,144 spent in the last 14 days. 1 more is at risk (flagged by the planner, under 30 days, or under 14 days of sellable FBA units, with no inbound to cover it): 1 campaigns, $0.</w:t>
       </w:r>
     </w:p>
     <w:tbl>
@@ -19037,7 +19037,7 @@
                 <w:sz w:val="16"/>
                 <w:szCs w:val="16"/>
               </w:rPr>
-              <w:t xml:space="preserve">0</w:t>
+              <w:t xml:space="preserve">1</w:t>
             </w:r>
           </w:p>
         </w:tc>
@@ -19225,7 +19225,7 @@
                 <w:sz w:val="16"/>
                 <w:szCs w:val="16"/>
               </w:rPr>
-              <w:t xml:space="preserve">75</w:t>
+              <w:t xml:space="preserve">76</w:t>
             </w:r>
           </w:p>
         </w:tc>
